--- a/uploads/Rajat_Resume_New.docx
+++ b/uploads/Rajat_Resume_New.docx
@@ -129,11 +129,19 @@
         </w:rPr>
         <w:t xml:space="preserve">in </w:t>
       </w:r>
-      <w:r>
-        <w:rPr>
-          <w:szCs w:val="20"/>
-        </w:rPr>
-        <w:t xml:space="preserve">eCommerce , </w:t>
+      <w:proofErr w:type="gramStart"/>
+      <w:r>
+        <w:rPr>
+          <w:szCs w:val="20"/>
+        </w:rPr>
+        <w:t>eCommerce ,</w:t>
+      </w:r>
+      <w:proofErr w:type="gramEnd"/>
+      <w:r>
+        <w:rPr>
+          <w:szCs w:val="20"/>
+        </w:rPr>
+        <w:t xml:space="preserve"> </w:t>
       </w:r>
       <w:r>
         <w:rPr>
@@ -1065,6 +1073,7 @@
               <w:t xml:space="preserve">C++, </w:t>
             </w:r>
             <w:proofErr w:type="spellStart"/>
+            <w:proofErr w:type="gramStart"/>
             <w:r>
               <w:t>DotNET</w:t>
             </w:r>
@@ -1072,6 +1081,7 @@
             <w:r>
               <w:t>(</w:t>
             </w:r>
+            <w:proofErr w:type="gramEnd"/>
             <w:r>
               <w:t>VS</w:t>
             </w:r>
@@ -1673,11 +1683,19 @@
               </w:rPr>
               <w:t xml:space="preserve">, </w:t>
             </w:r>
+            <w:proofErr w:type="spellStart"/>
             <w:r>
               <w:rPr>
                 <w:lang w:val="fr-FR"/>
               </w:rPr>
-              <w:t xml:space="preserve">Gradle, </w:t>
+              <w:t>Gradle</w:t>
+            </w:r>
+            <w:proofErr w:type="spellEnd"/>
+            <w:r>
+              <w:rPr>
+                <w:lang w:val="fr-FR"/>
+              </w:rPr>
+              <w:t xml:space="preserve">, </w:t>
             </w:r>
             <w:r>
               <w:rPr>
@@ -1733,16 +1751,8 @@
               <w:rPr>
                 <w:lang w:val="fr-FR"/>
               </w:rPr>
-              <w:t xml:space="preserve">Operating </w:t>
-            </w:r>
-            <w:proofErr w:type="spellStart"/>
-            <w:r>
-              <w:rPr>
-                <w:lang w:val="fr-FR"/>
-              </w:rPr>
-              <w:t>Systems</w:t>
-            </w:r>
-            <w:proofErr w:type="spellEnd"/>
+              <w:t>Operating Systems</w:t>
+            </w:r>
           </w:p>
         </w:tc>
         <w:tc>
@@ -3070,13 +3080,24 @@
         <w:t>Microsoft RAD contest, 2003</w:t>
       </w:r>
       <w:r>
-        <w:t xml:space="preserve">. Presented the .Net webservice based Mobile application at  </w:t>
+        <w:t xml:space="preserve">. Presented the .Net webservice based Mobile application </w:t>
+      </w:r>
+      <w:proofErr w:type="gramStart"/>
+      <w:r>
+        <w:t xml:space="preserve">at  </w:t>
       </w:r>
       <w:r>
         <w:rPr>
           <w:i/>
         </w:rPr>
-        <w:t>Developers’ Nite</w:t>
+        <w:t>Developers</w:t>
+      </w:r>
+      <w:proofErr w:type="gramEnd"/>
+      <w:r>
+        <w:rPr>
+          <w:i/>
+        </w:rPr>
+        <w:t>’ Nite</w:t>
       </w:r>
       <w:r>
         <w:t xml:space="preserve"> event organized by Microsoft in June</w:t>
@@ -4102,15 +4123,7 @@
           <w:sz w:val="20"/>
           <w:szCs w:val="20"/>
         </w:rPr>
-        <w:t xml:space="preserve"> on historic customer </w:t>
-      </w:r>
-      <w:r>
-        <w:rPr>
-          <w:sz w:val="20"/>
-          <w:szCs w:val="20"/>
-        </w:rPr>
-        <w:lastRenderedPageBreak/>
-        <w:t xml:space="preserve">activity data. </w:t>
+        <w:t xml:space="preserve"> on historic customer activity data. </w:t>
       </w:r>
       <w:r>
         <w:rPr>
@@ -4226,12 +4239,21 @@
         </w:rPr>
         <w:t xml:space="preserve">. </w:t>
       </w:r>
-      <w:r>
-        <w:rPr>
-          <w:sz w:val="20"/>
-          <w:szCs w:val="20"/>
-        </w:rPr>
-        <w:t xml:space="preserve">Currently working on designing </w:t>
+      <w:proofErr w:type="gramStart"/>
+      <w:r>
+        <w:rPr>
+          <w:sz w:val="20"/>
+          <w:szCs w:val="20"/>
+        </w:rPr>
+        <w:t>Currently</w:t>
+      </w:r>
+      <w:proofErr w:type="gramEnd"/>
+      <w:r>
+        <w:rPr>
+          <w:sz w:val="20"/>
+          <w:szCs w:val="20"/>
+        </w:rPr>
+        <w:t xml:space="preserve"> working on designing </w:t>
       </w:r>
       <w:r>
         <w:rPr>
@@ -4478,6 +4500,7 @@
         </w:rPr>
         <w:t xml:space="preserve">Spark, Kafka, </w:t>
       </w:r>
+      <w:proofErr w:type="gramStart"/>
       <w:r>
         <w:rPr>
           <w:szCs w:val="20"/>
@@ -4488,7 +4511,14 @@
         <w:rPr>
           <w:szCs w:val="20"/>
         </w:rPr>
-        <w:t xml:space="preserve"> . </w:t>
+        <w:t xml:space="preserve"> .</w:t>
+      </w:r>
+      <w:proofErr w:type="gramEnd"/>
+      <w:r>
+        <w:rPr>
+          <w:szCs w:val="20"/>
+        </w:rPr>
+        <w:t xml:space="preserve"> </w:t>
       </w:r>
       <w:r>
         <w:rPr>
@@ -4751,12 +4781,28 @@
         </w:rPr>
         <w:t xml:space="preserve">docker </w:t>
       </w:r>
-      <w:r>
-        <w:rPr>
-          <w:szCs w:val="20"/>
-        </w:rPr>
-        <w:t>container based deployments</w:t>
-      </w:r>
+      <w:proofErr w:type="gramStart"/>
+      <w:r>
+        <w:rPr>
+          <w:szCs w:val="20"/>
+        </w:rPr>
+        <w:t>container based</w:t>
+      </w:r>
+      <w:proofErr w:type="gramEnd"/>
+      <w:r>
+        <w:rPr>
+          <w:szCs w:val="20"/>
+        </w:rPr>
+        <w:t xml:space="preserve"> </w:t>
+      </w:r>
+      <w:proofErr w:type="gramStart"/>
+      <w:r>
+        <w:rPr>
+          <w:szCs w:val="20"/>
+        </w:rPr>
+        <w:t>deployments</w:t>
+      </w:r>
+      <w:proofErr w:type="gramEnd"/>
     </w:p>
     <w:p>
       <w:pPr>
@@ -5164,7 +5210,21 @@
         <w:rPr>
           <w:szCs w:val="20"/>
         </w:rPr>
-        <w:t xml:space="preserve">Integrated the UI app with the user analytics tools for user behavior analytics and analyze the data </w:t>
+        <w:t xml:space="preserve">Integrated the UI app with the user analytics tools for user behavior analytics and </w:t>
+      </w:r>
+      <w:proofErr w:type="gramStart"/>
+      <w:r>
+        <w:rPr>
+          <w:szCs w:val="20"/>
+        </w:rPr>
+        <w:t>analyze</w:t>
+      </w:r>
+      <w:proofErr w:type="gramEnd"/>
+      <w:r>
+        <w:rPr>
+          <w:szCs w:val="20"/>
+        </w:rPr>
+        <w:t xml:space="preserve"> the data </w:t>
       </w:r>
     </w:p>
     <w:p>
@@ -5874,15 +5934,7 @@
           <w:sz w:val="20"/>
           <w:szCs w:val="20"/>
         </w:rPr>
-        <w:t xml:space="preserve">s for </w:t>
-      </w:r>
-      <w:r>
-        <w:rPr>
-          <w:sz w:val="20"/>
-          <w:szCs w:val="20"/>
-        </w:rPr>
-        <w:lastRenderedPageBreak/>
-        <w:t xml:space="preserve">IoT and non-IoT devices. The </w:t>
+        <w:t xml:space="preserve">s for IoT and non-IoT devices. The </w:t>
       </w:r>
       <w:r>
         <w:rPr>
@@ -6311,6 +6363,7 @@
         <w:t xml:space="preserve">Zabbix, </w:t>
       </w:r>
       <w:proofErr w:type="spellStart"/>
+      <w:proofErr w:type="gramStart"/>
       <w:r>
         <w:rPr>
           <w:szCs w:val="20"/>
@@ -6330,6 +6383,7 @@
         <w:t>Mocha</w:t>
       </w:r>
       <w:proofErr w:type="spellEnd"/>
+      <w:proofErr w:type="gramEnd"/>
     </w:p>
     <w:p>
       <w:pPr>
@@ -6392,7 +6446,21 @@
         <w:rPr>
           <w:szCs w:val="20"/>
         </w:rPr>
-        <w:t xml:space="preserve">-play manner in order to reduce the UI rendering times and response times on user actions. </w:t>
+        <w:t xml:space="preserve">-play manner </w:t>
+      </w:r>
+      <w:proofErr w:type="gramStart"/>
+      <w:r>
+        <w:rPr>
+          <w:szCs w:val="20"/>
+        </w:rPr>
+        <w:t>in order to</w:t>
+      </w:r>
+      <w:proofErr w:type="gramEnd"/>
+      <w:r>
+        <w:rPr>
+          <w:szCs w:val="20"/>
+        </w:rPr>
+        <w:t xml:space="preserve"> reduce the UI rendering times and response times on user actions. </w:t>
       </w:r>
       <w:r>
         <w:rPr>
@@ -7052,7 +7120,21 @@
         <w:rPr>
           <w:szCs w:val="20"/>
         </w:rPr>
-        <w:t xml:space="preserve">Ruby On Rails, </w:t>
+        <w:t xml:space="preserve">Ruby </w:t>
+      </w:r>
+      <w:proofErr w:type="gramStart"/>
+      <w:r>
+        <w:rPr>
+          <w:szCs w:val="20"/>
+        </w:rPr>
+        <w:t>On</w:t>
+      </w:r>
+      <w:proofErr w:type="gramEnd"/>
+      <w:r>
+        <w:rPr>
+          <w:szCs w:val="20"/>
+        </w:rPr>
+        <w:t xml:space="preserve"> Rails, </w:t>
       </w:r>
       <w:r>
         <w:rPr>
@@ -7332,7 +7414,14 @@
         <w:rPr>
           <w:szCs w:val="20"/>
         </w:rPr>
-        <w:t xml:space="preserve">, pm2, event, </w:t>
+        <w:t xml:space="preserve">, pm2, </w:t>
+      </w:r>
+      <w:proofErr w:type="gramStart"/>
+      <w:r>
+        <w:rPr>
+          <w:szCs w:val="20"/>
+        </w:rPr>
+        <w:t xml:space="preserve">event, </w:t>
       </w:r>
       <w:r>
         <w:rPr>
@@ -7348,6 +7437,7 @@
         <w:t>redis</w:t>
       </w:r>
       <w:proofErr w:type="spellEnd"/>
+      <w:proofErr w:type="gramEnd"/>
       <w:r>
         <w:rPr>
           <w:szCs w:val="20"/>
@@ -7410,11 +7500,19 @@
         </w:rPr>
         <w:t xml:space="preserve">of </w:t>
       </w:r>
-      <w:r>
-        <w:rPr>
-          <w:szCs w:val="20"/>
-        </w:rPr>
-        <w:t xml:space="preserve">high volume </w:t>
+      <w:proofErr w:type="gramStart"/>
+      <w:r>
+        <w:rPr>
+          <w:szCs w:val="20"/>
+        </w:rPr>
+        <w:t>high volume</w:t>
+      </w:r>
+      <w:proofErr w:type="gramEnd"/>
+      <w:r>
+        <w:rPr>
+          <w:szCs w:val="20"/>
+        </w:rPr>
+        <w:t xml:space="preserve"> </w:t>
       </w:r>
       <w:proofErr w:type="spellStart"/>
       <w:r>
@@ -7524,7 +7622,6 @@
         <w:rPr>
           <w:szCs w:val="20"/>
         </w:rPr>
-        <w:lastRenderedPageBreak/>
         <w:t xml:space="preserve">Perform </w:t>
       </w:r>
       <w:r>
@@ -9138,7 +9235,6 @@
           <w:sz w:val="20"/>
           <w:szCs w:val="20"/>
         </w:rPr>
-        <w:lastRenderedPageBreak/>
         <w:t>Website: https://www.asurion.com/phone-insurance/</w:t>
       </w:r>
     </w:p>
@@ -9164,8 +9260,18 @@
           <w:sz w:val="20"/>
           <w:szCs w:val="20"/>
         </w:rPr>
-        <w:t>Core Features:-</w:t>
-      </w:r>
+        <w:t xml:space="preserve">Core </w:t>
+      </w:r>
+      <w:proofErr w:type="gramStart"/>
+      <w:r>
+        <w:rPr>
+          <w:bCs/>
+          <w:sz w:val="20"/>
+          <w:szCs w:val="20"/>
+        </w:rPr>
+        <w:t>Features:-</w:t>
+      </w:r>
+      <w:proofErr w:type="gramEnd"/>
     </w:p>
     <w:p>
       <w:pPr>
@@ -9311,13 +9417,34 @@
         <w:rPr>
           <w:szCs w:val="20"/>
         </w:rPr>
-        <w:t xml:space="preserve">, AngularJS/jQuery, Jenkins REST API, Groovy, Grails, Maven, Ant, Core Java, J2EE,  </w:t>
-      </w:r>
-      <w:r>
-        <w:rPr>
-          <w:szCs w:val="20"/>
-        </w:rPr>
-        <w:t xml:space="preserve">JSP, Servlets,  </w:t>
+        <w:t>, AngularJS/jQuery, Jenkins REST API, Groovy, Grails, Maven, Ant, Core Java, J2</w:t>
+      </w:r>
+      <w:proofErr w:type="gramStart"/>
+      <w:r>
+        <w:rPr>
+          <w:szCs w:val="20"/>
+        </w:rPr>
+        <w:t xml:space="preserve">EE,  </w:t>
+      </w:r>
+      <w:r>
+        <w:rPr>
+          <w:szCs w:val="20"/>
+        </w:rPr>
+        <w:t>JSP</w:t>
+      </w:r>
+      <w:proofErr w:type="gramEnd"/>
+      <w:r>
+        <w:rPr>
+          <w:szCs w:val="20"/>
+        </w:rPr>
+        <w:t xml:space="preserve">, </w:t>
+      </w:r>
+      <w:proofErr w:type="gramStart"/>
+      <w:r>
+        <w:rPr>
+          <w:szCs w:val="20"/>
+        </w:rPr>
+        <w:t xml:space="preserve">Servlets,  </w:t>
       </w:r>
       <w:r>
         <w:rPr>
@@ -9325,6 +9452,7 @@
         </w:rPr>
         <w:t>JSF</w:t>
       </w:r>
+      <w:proofErr w:type="gramEnd"/>
     </w:p>
     <w:p>
       <w:pPr>
@@ -9553,31 +9681,67 @@
           <w:sz w:val="20"/>
           <w:szCs w:val="20"/>
         </w:rPr>
-        <w:t xml:space="preserve"> business rules. Front-ends were developed using RCP/RAP, JSF, Swing.  Servers implemented SQL queries of tables and XML messaging  of results to external interfaces using ActiveMQ/JMS. Web-clients and Swing-client communication with servers was implemented using REST and SOAP.</w:t>
-      </w:r>
-    </w:p>
-    <w:p>
-      <w:pPr>
+        <w:t xml:space="preserve"> business rules. </w:t>
+      </w:r>
+      <w:proofErr w:type="gramStart"/>
+      <w:r>
         <w:rPr>
           <w:bCs/>
           <w:sz w:val="20"/>
           <w:szCs w:val="20"/>
         </w:rPr>
-      </w:pPr>
-    </w:p>
-    <w:p>
-      <w:pPr>
-        <w:rPr>
-          <w:sz w:val="20"/>
-          <w:szCs w:val="20"/>
-        </w:rPr>
-      </w:pPr>
+        <w:t>Front-ends</w:t>
+      </w:r>
+      <w:proofErr w:type="gramEnd"/>
       <w:r>
         <w:rPr>
           <w:bCs/>
           <w:sz w:val="20"/>
           <w:szCs w:val="20"/>
         </w:rPr>
+        <w:t xml:space="preserve"> were developed using RCP/RAP, JSF, Swing.  Servers implemented SQL queries of tables and XML </w:t>
+      </w:r>
+      <w:proofErr w:type="gramStart"/>
+      <w:r>
+        <w:rPr>
+          <w:bCs/>
+          <w:sz w:val="20"/>
+          <w:szCs w:val="20"/>
+        </w:rPr>
+        <w:t>messaging  of</w:t>
+      </w:r>
+      <w:proofErr w:type="gramEnd"/>
+      <w:r>
+        <w:rPr>
+          <w:bCs/>
+          <w:sz w:val="20"/>
+          <w:szCs w:val="20"/>
+        </w:rPr>
+        <w:t xml:space="preserve"> results to external interfaces using ActiveMQ/JMS. Web-clients and Swing-client communication with servers was implemented using REST and SOAP.</w:t>
+      </w:r>
+    </w:p>
+    <w:p>
+      <w:pPr>
+        <w:rPr>
+          <w:bCs/>
+          <w:sz w:val="20"/>
+          <w:szCs w:val="20"/>
+        </w:rPr>
+      </w:pPr>
+    </w:p>
+    <w:p>
+      <w:pPr>
+        <w:rPr>
+          <w:sz w:val="20"/>
+          <w:szCs w:val="20"/>
+        </w:rPr>
+      </w:pPr>
+      <w:r>
+        <w:rPr>
+          <w:bCs/>
+          <w:sz w:val="20"/>
+          <w:szCs w:val="20"/>
+        </w:rPr>
         <w:t>Website: https://www.liaison.com/solutions/data-management/master-data-management/</w:t>
       </w:r>
     </w:p>
@@ -9612,7 +9776,21 @@
         <w:rPr>
           <w:szCs w:val="20"/>
         </w:rPr>
-        <w:t xml:space="preserve">Multi-threading, Hibernate, REST/SOAP, Swing, Spring MVC,  JMX, JMS, ActiveMQ, JTA, </w:t>
+        <w:t xml:space="preserve">Multi-threading, Hibernate, REST/SOAP, Swing, Spring </w:t>
+      </w:r>
+      <w:proofErr w:type="gramStart"/>
+      <w:r>
+        <w:rPr>
+          <w:szCs w:val="20"/>
+        </w:rPr>
+        <w:t>MVC,  JMX</w:t>
+      </w:r>
+      <w:proofErr w:type="gramEnd"/>
+      <w:r>
+        <w:rPr>
+          <w:szCs w:val="20"/>
+        </w:rPr>
+        <w:t xml:space="preserve">, JMS, ActiveMQ, JTA, </w:t>
       </w:r>
       <w:r>
         <w:rPr>
@@ -9678,7 +9856,21 @@
         <w:rPr>
           <w:szCs w:val="20"/>
         </w:rPr>
-        <w:t>Offshore design and development high-performance, low-latency server side modules with efficient algorithms for content management following Agile methodologies.</w:t>
+        <w:t xml:space="preserve">Offshore design and development high-performance, low-latency </w:t>
+      </w:r>
+      <w:proofErr w:type="gramStart"/>
+      <w:r>
+        <w:rPr>
+          <w:szCs w:val="20"/>
+        </w:rPr>
+        <w:t>server side</w:t>
+      </w:r>
+      <w:proofErr w:type="gramEnd"/>
+      <w:r>
+        <w:rPr>
+          <w:szCs w:val="20"/>
+        </w:rPr>
+        <w:t xml:space="preserve"> modules with efficient algorithms for content management following Agile methodologies.</w:t>
       </w:r>
     </w:p>
     <w:p>
@@ -9999,7 +10191,6 @@
         <w:pStyle w:val="Heading2"/>
       </w:pPr>
       <w:r>
-        <w:lastRenderedPageBreak/>
         <w:t>Technologies used:</w:t>
       </w:r>
     </w:p>
@@ -10060,7 +10251,21 @@
         <w:rPr>
           <w:szCs w:val="20"/>
         </w:rPr>
-        <w:t xml:space="preserve">Designed and developed high-performance, low-latency server side modules with efficient algorithms for configuration management of LTE network. </w:t>
+        <w:t xml:space="preserve">Designed and developed high-performance, low-latency </w:t>
+      </w:r>
+      <w:proofErr w:type="gramStart"/>
+      <w:r>
+        <w:rPr>
+          <w:szCs w:val="20"/>
+        </w:rPr>
+        <w:t>server side</w:t>
+      </w:r>
+      <w:proofErr w:type="gramEnd"/>
+      <w:r>
+        <w:rPr>
+          <w:szCs w:val="20"/>
+        </w:rPr>
+        <w:t xml:space="preserve"> modules with efficient algorithms for configuration management of LTE network. </w:t>
       </w:r>
     </w:p>
     <w:p>
@@ -10074,7 +10279,35 @@
         <w:rPr>
           <w:szCs w:val="20"/>
         </w:rPr>
-        <w:t xml:space="preserve">Challenges involved fetching of large XML configurations over the network for caching, parsing, storage and retrieval. </w:t>
+        <w:t xml:space="preserve">Challenges involved </w:t>
+      </w:r>
+      <w:proofErr w:type="gramStart"/>
+      <w:r>
+        <w:rPr>
+          <w:szCs w:val="20"/>
+        </w:rPr>
+        <w:t>fetching of</w:t>
+      </w:r>
+      <w:proofErr w:type="gramEnd"/>
+      <w:r>
+        <w:rPr>
+          <w:szCs w:val="20"/>
+        </w:rPr>
+        <w:t xml:space="preserve"> large XML configurations over the network for </w:t>
+      </w:r>
+      <w:proofErr w:type="gramStart"/>
+      <w:r>
+        <w:rPr>
+          <w:szCs w:val="20"/>
+        </w:rPr>
+        <w:t>caching</w:t>
+      </w:r>
+      <w:proofErr w:type="gramEnd"/>
+      <w:r>
+        <w:rPr>
+          <w:szCs w:val="20"/>
+        </w:rPr>
+        <w:t xml:space="preserve">, parsing, storage and retrieval. </w:t>
       </w:r>
     </w:p>
     <w:p>
@@ -10088,7 +10321,21 @@
         <w:rPr>
           <w:szCs w:val="20"/>
         </w:rPr>
-        <w:t xml:space="preserve">Designed efficient multi-threaded algorithms for STAX parsers, ITNCM connection pools, thread-pools, Hibernate session-pools and stored procedures using parallel CPU processing for storage/retrieval queries. Extensively used advanced Java features like </w:t>
+        <w:t xml:space="preserve">Designed efficient multi-threaded algorithms for STAX parsers, ITNCM connection pools, thread-pools, </w:t>
+      </w:r>
+      <w:proofErr w:type="gramStart"/>
+      <w:r>
+        <w:rPr>
+          <w:szCs w:val="20"/>
+        </w:rPr>
+        <w:t>Hibernate</w:t>
+      </w:r>
+      <w:proofErr w:type="gramEnd"/>
+      <w:r>
+        <w:rPr>
+          <w:szCs w:val="20"/>
+        </w:rPr>
+        <w:t xml:space="preserve"> session-pools and stored procedures using parallel CPU processing for storage/retrieval queries. Extensively used advanced Java features like </w:t>
       </w:r>
       <w:proofErr w:type="spellStart"/>
       <w:r>
@@ -10172,7 +10419,21 @@
         <w:rPr>
           <w:szCs w:val="20"/>
         </w:rPr>
-        <w:t>, Semaphores, BlockingQueue, etc.</w:t>
+        <w:t xml:space="preserve">, Semaphores, </w:t>
+      </w:r>
+      <w:proofErr w:type="spellStart"/>
+      <w:r>
+        <w:rPr>
+          <w:szCs w:val="20"/>
+        </w:rPr>
+        <w:t>BlockingQueue</w:t>
+      </w:r>
+      <w:proofErr w:type="spellEnd"/>
+      <w:r>
+        <w:rPr>
+          <w:szCs w:val="20"/>
+        </w:rPr>
+        <w:t>, etc.</w:t>
       </w:r>
     </w:p>
     <w:p>
@@ -10218,13 +10479,27 @@
         <w:rPr>
           <w:szCs w:val="20"/>
         </w:rPr>
-        <w:t>, executed over</w:t>
-      </w:r>
-      <w:r>
-        <w:rPr>
-          <w:szCs w:val="20"/>
-        </w:rPr>
-        <w:t xml:space="preserve">  5000 network elements. </w:t>
+        <w:t xml:space="preserve">, executed </w:t>
+      </w:r>
+      <w:proofErr w:type="gramStart"/>
+      <w:r>
+        <w:rPr>
+          <w:szCs w:val="20"/>
+        </w:rPr>
+        <w:t>over</w:t>
+      </w:r>
+      <w:r>
+        <w:rPr>
+          <w:szCs w:val="20"/>
+        </w:rPr>
+        <w:t xml:space="preserve">  5000</w:t>
+      </w:r>
+      <w:proofErr w:type="gramEnd"/>
+      <w:r>
+        <w:rPr>
+          <w:szCs w:val="20"/>
+        </w:rPr>
+        <w:t xml:space="preserve"> network elements. </w:t>
       </w:r>
     </w:p>
     <w:p>
@@ -10528,8 +10803,17 @@
           <w:sz w:val="20"/>
           <w:szCs w:val="20"/>
         </w:rPr>
-        <w:t>Developed high-performance scalable NMS servers for NMS customers with below features:-</w:t>
-      </w:r>
+        <w:t xml:space="preserve">Developed high-performance scalable NMS servers for NMS customers with below </w:t>
+      </w:r>
+      <w:proofErr w:type="gramStart"/>
+      <w:r>
+        <w:rPr>
+          <w:sz w:val="20"/>
+          <w:szCs w:val="20"/>
+        </w:rPr>
+        <w:t>features:-</w:t>
+      </w:r>
+      <w:proofErr w:type="gramEnd"/>
     </w:p>
     <w:p>
       <w:pPr>
@@ -10826,6 +11110,7 @@
         <w:t xml:space="preserve"> NMS and on-site deployment for customers </w:t>
       </w:r>
       <w:proofErr w:type="spellStart"/>
+      <w:proofErr w:type="gramStart"/>
       <w:r>
         <w:rPr>
           <w:sz w:val="20"/>
@@ -10839,7 +11124,15 @@
           <w:sz w:val="20"/>
           <w:szCs w:val="20"/>
         </w:rPr>
-        <w:t xml:space="preserve">(Bahrain), Wateen (Pakistan) and MTNL(India). </w:t>
+        <w:t>(</w:t>
+      </w:r>
+      <w:proofErr w:type="gramEnd"/>
+      <w:r>
+        <w:rPr>
+          <w:sz w:val="20"/>
+          <w:szCs w:val="20"/>
+        </w:rPr>
+        <w:t xml:space="preserve">Bahrain), Wateen (Pakistan) and MTNL(India). </w:t>
       </w:r>
     </w:p>
     <w:p>
@@ -10917,7 +11210,6 @@
         <w:pStyle w:val="Heading2"/>
       </w:pPr>
       <w:r>
-        <w:lastRenderedPageBreak/>
         <w:t>Responsibilities:</w:t>
       </w:r>
     </w:p>
@@ -11106,7 +11398,25 @@
           <w:sz w:val="20"/>
           <w:szCs w:val="20"/>
         </w:rPr>
-        <w:t xml:space="preserve"> solutions based in C++ for 2G networks, on-site deployment for Vodafone(UK)</w:t>
+        <w:t xml:space="preserve"> solutions based in C++ for 2G networks, on-site deployment for </w:t>
+      </w:r>
+      <w:proofErr w:type="gramStart"/>
+      <w:r>
+        <w:rPr>
+          <w:bCs/>
+          <w:sz w:val="20"/>
+          <w:szCs w:val="20"/>
+        </w:rPr>
+        <w:t>Vodafone(</w:t>
+      </w:r>
+      <w:proofErr w:type="gramEnd"/>
+      <w:r>
+        <w:rPr>
+          <w:bCs/>
+          <w:sz w:val="20"/>
+          <w:szCs w:val="20"/>
+        </w:rPr>
+        <w:t>UK)</w:t>
       </w:r>
       <w:r>
         <w:rPr>
@@ -11310,7 +11620,15 @@
         <w:pStyle w:val="BodyText"/>
       </w:pPr>
       <w:r>
-        <w:t>Visual J# is a project aimed at migrating applications developed in Java to J#, in order to leverage the advantages offered by both the Java and .Net worlds.</w:t>
+        <w:t xml:space="preserve">Visual J# is a project aimed at migrating applications developed in Java to J#, </w:t>
+      </w:r>
+      <w:proofErr w:type="gramStart"/>
+      <w:r>
+        <w:t>in order to</w:t>
+      </w:r>
+      <w:proofErr w:type="gramEnd"/>
+      <w:r>
+        <w:t xml:space="preserve"> leverage the advantages offered by both the Java and .Net worlds.</w:t>
       </w:r>
     </w:p>
     <w:p>
@@ -11376,7 +11694,21 @@
         <w:rPr>
           <w:szCs w:val="20"/>
         </w:rPr>
-        <w:t>Remediation of customer issues associated with J# Browser Controls(JBC) team</w:t>
+        <w:t xml:space="preserve">Remediation of customer issues associated with J# Browser </w:t>
+      </w:r>
+      <w:proofErr w:type="gramStart"/>
+      <w:r>
+        <w:rPr>
+          <w:szCs w:val="20"/>
+        </w:rPr>
+        <w:t>Controls(</w:t>
+      </w:r>
+      <w:proofErr w:type="gramEnd"/>
+      <w:r>
+        <w:rPr>
+          <w:szCs w:val="20"/>
+        </w:rPr>
+        <w:t>JBC) team</w:t>
       </w:r>
     </w:p>
     <w:p>
@@ -11414,12 +11746,8 @@
       </w:hyperlink>
     </w:p>
     <w:sectPr>
-      <w:headerReference w:type="even" r:id="rId16"/>
-      <w:headerReference w:type="default" r:id="rId17"/>
-      <w:footerReference w:type="even" r:id="rId18"/>
-      <w:footerReference w:type="default" r:id="rId19"/>
-      <w:headerReference w:type="first" r:id="rId20"/>
-      <w:footerReference w:type="first" r:id="rId21"/>
+      <w:headerReference w:type="default" r:id="rId16"/>
+      <w:footerReference w:type="default" r:id="rId17"/>
       <w:pgSz w:w="12240" w:h="15840"/>
       <w:pgMar w:top="1627" w:right="1440" w:bottom="1354" w:left="1440" w:header="720" w:footer="374" w:gutter="0"/>
       <w:cols w:space="720"/>
@@ -11449,16 +11777,6 @@
 </file>
 
 <file path=word/footer1.xml><?xml version="1.0" encoding="utf-8"?>
-<w:ftr xmlns:wpc="http://schemas.microsoft.com/office/word/2010/wordprocessingCanvas" xmlns:cx="http://schemas.microsoft.com/office/drawing/2014/chartex" xmlns:cx1="http://schemas.microsoft.com/office/drawing/2015/9/8/chartex" xmlns:cx2="http://schemas.microsoft.com/office/drawing/2015/10/21/chartex" xmlns:cx3="http://schemas.microsoft.com/office/drawing/2016/5/9/chartex" xmlns:cx4="http://schemas.microsoft.com/office/drawing/2016/5/10/chartex" xmlns:cx5="http://schemas.microsoft.com/office/drawing/2016/5/11/chartex" xmlns:cx6="http://schemas.microsoft.com/office/drawing/2016/5/12/chartex" xmlns:cx7="http://schemas.microsoft.com/office/drawing/2016/5/13/chartex" xmlns:cx8="http://schemas.microsoft.com/office/drawing/2016/5/14/chartex" xmlns:mc="http://schemas.openxmlformats.org/markup-compatibility/2006" xmlns:aink="http://schemas.microsoft.com/office/drawing/2016/ink" xmlns:am3d="http://schemas.microsoft.com/office/drawing/2017/model3d" xmlns:o="urn:schemas-microsoft-com:office:office" xmlns:oel="http://schemas.microsoft.com/office/2019/extlst" xmlns:r="http://schemas.openxmlformats.org/officeDocument/2006/relationships" xmlns:m="http://schemas.openxmlformats.org/officeDocument/2006/math" xmlns:v="urn:schemas-microsoft-com:vml" xmlns:wp14="http://schemas.microsoft.com/office/word/2010/wordprocessingDrawing" xmlns:wp="http://schemas.openxmlformats.org/drawingml/2006/wordprocessingDrawing" xmlns:w10="urn:schemas-microsoft-com:office:word" xmlns:w="http://schemas.openxmlformats.org/wordprocessingml/2006/main" xmlns:w14="http://schemas.microsoft.com/office/word/2010/wordml" xmlns:w15="http://schemas.microsoft.com/office/word/2012/wordml" xmlns:w16cex="http://schemas.microsoft.com/office/word/2018/wordml/cex" xmlns:w16cid="http://schemas.microsoft.com/office/word/2016/wordml/cid" xmlns:w16="http://schemas.microsoft.com/office/word/2018/wordml" xmlns:w16du="http://schemas.microsoft.com/office/word/2023/wordml/word16du" xmlns:w16sdtdh="http://schemas.microsoft.com/office/word/2020/wordml/sdtdatahash" xmlns:w16sdtfl="http://schemas.microsoft.com/office/word/2024/wordml/sdtformatlock" xmlns:w16se="http://schemas.microsoft.com/office/word/2015/wordml/symex" xmlns:wpg="http://schemas.microsoft.com/office/word/2010/wordprocessingGroup" xmlns:wpi="http://schemas.microsoft.com/office/word/2010/wordprocessingInk" xmlns:wne="http://schemas.microsoft.com/office/word/2006/wordml" xmlns:wps="http://schemas.microsoft.com/office/word/2010/wordprocessingShape" mc:Ignorable="w14 w15 w16se w16cid w16 w16cex w16sdtdh w16sdtfl w16du wp14">
-  <w:p>
-    <w:pPr>
-      <w:pStyle w:val="Footer"/>
-    </w:pPr>
-  </w:p>
-</w:ftr>
-</file>
-
-<file path=word/footer2.xml><?xml version="1.0" encoding="utf-8"?>
 <w:ftr xmlns:wpc="http://schemas.microsoft.com/office/word/2010/wordprocessingCanvas" xmlns:cx="http://schemas.microsoft.com/office/drawing/2014/chartex" xmlns:cx1="http://schemas.microsoft.com/office/drawing/2015/9/8/chartex" xmlns:cx2="http://schemas.microsoft.com/office/drawing/2015/10/21/chartex" xmlns:cx3="http://schemas.microsoft.com/office/drawing/2016/5/9/chartex" xmlns:cx4="http://schemas.microsoft.com/office/drawing/2016/5/10/chartex" xmlns:cx5="http://schemas.microsoft.com/office/drawing/2016/5/11/chartex" xmlns:cx6="http://schemas.microsoft.com/office/drawing/2016/5/12/chartex" xmlns:cx7="http://schemas.microsoft.com/office/drawing/2016/5/13/chartex" xmlns:cx8="http://schemas.microsoft.com/office/drawing/2016/5/14/chartex" xmlns:mc="http://schemas.openxmlformats.org/markup-compatibility/2006" xmlns:aink="http://schemas.microsoft.com/office/drawing/2016/ink" xmlns:am3d="http://schemas.microsoft.com/office/drawing/2017/model3d" xmlns:o="urn:schemas-microsoft-com:office:office" xmlns:oel="http://schemas.microsoft.com/office/2019/extlst" xmlns:r="http://schemas.openxmlformats.org/officeDocument/2006/relationships" xmlns:m="http://schemas.openxmlformats.org/officeDocument/2006/math" xmlns:v="urn:schemas-microsoft-com:vml" xmlns:wp14="http://schemas.microsoft.com/office/word/2010/wordprocessingDrawing" xmlns:wp="http://schemas.openxmlformats.org/drawingml/2006/wordprocessingDrawing" xmlns:w10="urn:schemas-microsoft-com:office:word" xmlns:w="http://schemas.openxmlformats.org/wordprocessingml/2006/main" xmlns:w14="http://schemas.microsoft.com/office/word/2010/wordml" xmlns:w15="http://schemas.microsoft.com/office/word/2012/wordml" xmlns:w16cex="http://schemas.microsoft.com/office/word/2018/wordml/cex" xmlns:w16cid="http://schemas.microsoft.com/office/word/2016/wordml/cid" xmlns:w16="http://schemas.microsoft.com/office/word/2018/wordml" xmlns:w16du="http://schemas.microsoft.com/office/word/2023/wordml/word16du" xmlns:w16sdtdh="http://schemas.microsoft.com/office/word/2020/wordml/sdtdatahash" xmlns:w16sdtfl="http://schemas.microsoft.com/office/word/2024/wordml/sdtformatlock" xmlns:w16se="http://schemas.microsoft.com/office/word/2015/wordml/symex" xmlns:wpg="http://schemas.microsoft.com/office/word/2010/wordprocessingGroup" xmlns:wpi="http://schemas.microsoft.com/office/word/2010/wordprocessingInk" xmlns:wne="http://schemas.microsoft.com/office/word/2006/wordml" xmlns:wps="http://schemas.microsoft.com/office/word/2010/wordprocessingShape" mc:Ignorable="w14 w15 w16se w16cid w16 w16cex w16sdtdh w16sdtfl w16du wp14">
   <w:p>
     <w:pPr>
@@ -11473,16 +11791,6 @@
 </w:ftr>
 </file>
 
-<file path=word/footer3.xml><?xml version="1.0" encoding="utf-8"?>
-<w:ftr xmlns:wpc="http://schemas.microsoft.com/office/word/2010/wordprocessingCanvas" xmlns:cx="http://schemas.microsoft.com/office/drawing/2014/chartex" xmlns:cx1="http://schemas.microsoft.com/office/drawing/2015/9/8/chartex" xmlns:cx2="http://schemas.microsoft.com/office/drawing/2015/10/21/chartex" xmlns:cx3="http://schemas.microsoft.com/office/drawing/2016/5/9/chartex" xmlns:cx4="http://schemas.microsoft.com/office/drawing/2016/5/10/chartex" xmlns:cx5="http://schemas.microsoft.com/office/drawing/2016/5/11/chartex" xmlns:cx6="http://schemas.microsoft.com/office/drawing/2016/5/12/chartex" xmlns:cx7="http://schemas.microsoft.com/office/drawing/2016/5/13/chartex" xmlns:cx8="http://schemas.microsoft.com/office/drawing/2016/5/14/chartex" xmlns:mc="http://schemas.openxmlformats.org/markup-compatibility/2006" xmlns:aink="http://schemas.microsoft.com/office/drawing/2016/ink" xmlns:am3d="http://schemas.microsoft.com/office/drawing/2017/model3d" xmlns:o="urn:schemas-microsoft-com:office:office" xmlns:oel="http://schemas.microsoft.com/office/2019/extlst" xmlns:r="http://schemas.openxmlformats.org/officeDocument/2006/relationships" xmlns:m="http://schemas.openxmlformats.org/officeDocument/2006/math" xmlns:v="urn:schemas-microsoft-com:vml" xmlns:wp14="http://schemas.microsoft.com/office/word/2010/wordprocessingDrawing" xmlns:wp="http://schemas.openxmlformats.org/drawingml/2006/wordprocessingDrawing" xmlns:w10="urn:schemas-microsoft-com:office:word" xmlns:w="http://schemas.openxmlformats.org/wordprocessingml/2006/main" xmlns:w14="http://schemas.microsoft.com/office/word/2010/wordml" xmlns:w15="http://schemas.microsoft.com/office/word/2012/wordml" xmlns:w16cex="http://schemas.microsoft.com/office/word/2018/wordml/cex" xmlns:w16cid="http://schemas.microsoft.com/office/word/2016/wordml/cid" xmlns:w16="http://schemas.microsoft.com/office/word/2018/wordml" xmlns:w16du="http://schemas.microsoft.com/office/word/2023/wordml/word16du" xmlns:w16sdtdh="http://schemas.microsoft.com/office/word/2020/wordml/sdtdatahash" xmlns:w16sdtfl="http://schemas.microsoft.com/office/word/2024/wordml/sdtformatlock" xmlns:w16se="http://schemas.microsoft.com/office/word/2015/wordml/symex" xmlns:wpg="http://schemas.microsoft.com/office/word/2010/wordprocessingGroup" xmlns:wpi="http://schemas.microsoft.com/office/word/2010/wordprocessingInk" xmlns:wne="http://schemas.microsoft.com/office/word/2006/wordml" xmlns:wps="http://schemas.microsoft.com/office/word/2010/wordprocessingShape" mc:Ignorable="w14 w15 w16se w16cid w16 w16cex w16sdtdh w16sdtfl w16du wp14">
-  <w:p>
-    <w:pPr>
-      <w:pStyle w:val="Footer"/>
-    </w:pPr>
-  </w:p>
-</w:ftr>
-</file>
-
 <file path=word/footnotes.xml><?xml version="1.0" encoding="utf-8"?>
 <w:footnotes xmlns:wpc="http://schemas.microsoft.com/office/word/2010/wordprocessingCanvas" xmlns:cx="http://schemas.microsoft.com/office/drawing/2014/chartex" xmlns:cx1="http://schemas.microsoft.com/office/drawing/2015/9/8/chartex" xmlns:cx2="http://schemas.microsoft.com/office/drawing/2015/10/21/chartex" xmlns:cx3="http://schemas.microsoft.com/office/drawing/2016/5/9/chartex" xmlns:cx4="http://schemas.microsoft.com/office/drawing/2016/5/10/chartex" xmlns:cx5="http://schemas.microsoft.com/office/drawing/2016/5/11/chartex" xmlns:cx6="http://schemas.microsoft.com/office/drawing/2016/5/12/chartex" xmlns:cx7="http://schemas.microsoft.com/office/drawing/2016/5/13/chartex" xmlns:cx8="http://schemas.microsoft.com/office/drawing/2016/5/14/chartex" xmlns:mc="http://schemas.openxmlformats.org/markup-compatibility/2006" xmlns:aink="http://schemas.microsoft.com/office/drawing/2016/ink" xmlns:am3d="http://schemas.microsoft.com/office/drawing/2017/model3d" xmlns:o="urn:schemas-microsoft-com:office:office" xmlns:oel="http://schemas.microsoft.com/office/2019/extlst" xmlns:r="http://schemas.openxmlformats.org/officeDocument/2006/relationships" xmlns:m="http://schemas.openxmlformats.org/officeDocument/2006/math" xmlns:v="urn:schemas-microsoft-com:vml" xmlns:wp14="http://schemas.microsoft.com/office/word/2010/wordprocessingDrawing" xmlns:wp="http://schemas.openxmlformats.org/drawingml/2006/wordprocessingDrawing" xmlns:w10="urn:schemas-microsoft-com:office:word" xmlns:w="http://schemas.openxmlformats.org/wordprocessingml/2006/main" xmlns:w14="http://schemas.microsoft.com/office/word/2010/wordml" xmlns:w15="http://schemas.microsoft.com/office/word/2012/wordml" xmlns:w16cex="http://schemas.microsoft.com/office/word/2018/wordml/cex" xmlns:w16cid="http://schemas.microsoft.com/office/word/2016/wordml/cid" xmlns:w16="http://schemas.microsoft.com/office/word/2018/wordml" xmlns:w16du="http://schemas.microsoft.com/office/word/2023/wordml/word16du" xmlns:w16sdtdh="http://schemas.microsoft.com/office/word/2020/wordml/sdtdatahash" xmlns:w16sdtfl="http://schemas.microsoft.com/office/word/2024/wordml/sdtformatlock" xmlns:w16se="http://schemas.microsoft.com/office/word/2015/wordml/symex" xmlns:wpg="http://schemas.microsoft.com/office/word/2010/wordprocessingGroup" xmlns:wpi="http://schemas.microsoft.com/office/word/2010/wordprocessingInk" xmlns:wne="http://schemas.microsoft.com/office/word/2006/wordml" xmlns:wps="http://schemas.microsoft.com/office/word/2010/wordprocessingShape" mc:Ignorable="w14 w15 w16se w16cid w16 w16cex w16sdtdh w16sdtfl w16du wp14">
   <w:footnote w:type="separator" w:id="-1">
@@ -11503,16 +11811,6 @@
 </file>
 
 <file path=word/header1.xml><?xml version="1.0" encoding="utf-8"?>
-<w:hdr xmlns:wpc="http://schemas.microsoft.com/office/word/2010/wordprocessingCanvas" xmlns:cx="http://schemas.microsoft.com/office/drawing/2014/chartex" xmlns:cx1="http://schemas.microsoft.com/office/drawing/2015/9/8/chartex" xmlns:cx2="http://schemas.microsoft.com/office/drawing/2015/10/21/chartex" xmlns:cx3="http://schemas.microsoft.com/office/drawing/2016/5/9/chartex" xmlns:cx4="http://schemas.microsoft.com/office/drawing/2016/5/10/chartex" xmlns:cx5="http://schemas.microsoft.com/office/drawing/2016/5/11/chartex" xmlns:cx6="http://schemas.microsoft.com/office/drawing/2016/5/12/chartex" xmlns:cx7="http://schemas.microsoft.com/office/drawing/2016/5/13/chartex" xmlns:cx8="http://schemas.microsoft.com/office/drawing/2016/5/14/chartex" xmlns:mc="http://schemas.openxmlformats.org/markup-compatibility/2006" xmlns:aink="http://schemas.microsoft.com/office/drawing/2016/ink" xmlns:am3d="http://schemas.microsoft.com/office/drawing/2017/model3d" xmlns:o="urn:schemas-microsoft-com:office:office" xmlns:oel="http://schemas.microsoft.com/office/2019/extlst" xmlns:r="http://schemas.openxmlformats.org/officeDocument/2006/relationships" xmlns:m="http://schemas.openxmlformats.org/officeDocument/2006/math" xmlns:v="urn:schemas-microsoft-com:vml" xmlns:wp14="http://schemas.microsoft.com/office/word/2010/wordprocessingDrawing" xmlns:wp="http://schemas.openxmlformats.org/drawingml/2006/wordprocessingDrawing" xmlns:w10="urn:schemas-microsoft-com:office:word" xmlns:w="http://schemas.openxmlformats.org/wordprocessingml/2006/main" xmlns:w14="http://schemas.microsoft.com/office/word/2010/wordml" xmlns:w15="http://schemas.microsoft.com/office/word/2012/wordml" xmlns:w16cex="http://schemas.microsoft.com/office/word/2018/wordml/cex" xmlns:w16cid="http://schemas.microsoft.com/office/word/2016/wordml/cid" xmlns:w16="http://schemas.microsoft.com/office/word/2018/wordml" xmlns:w16du="http://schemas.microsoft.com/office/word/2023/wordml/word16du" xmlns:w16sdtdh="http://schemas.microsoft.com/office/word/2020/wordml/sdtdatahash" xmlns:w16sdtfl="http://schemas.microsoft.com/office/word/2024/wordml/sdtformatlock" xmlns:w16se="http://schemas.microsoft.com/office/word/2015/wordml/symex" xmlns:wpg="http://schemas.microsoft.com/office/word/2010/wordprocessingGroup" xmlns:wpi="http://schemas.microsoft.com/office/word/2010/wordprocessingInk" xmlns:wne="http://schemas.microsoft.com/office/word/2006/wordml" xmlns:wps="http://schemas.microsoft.com/office/word/2010/wordprocessingShape" mc:Ignorable="w14 w15 w16se w16cid w16 w16cex w16sdtdh w16sdtfl w16du wp14">
-  <w:p>
-    <w:pPr>
-      <w:pStyle w:val="Header"/>
-    </w:pPr>
-  </w:p>
-</w:hdr>
-</file>
-
-<file path=word/header2.xml><?xml version="1.0" encoding="utf-8"?>
 <w:hdr xmlns:wpc="http://schemas.microsoft.com/office/word/2010/wordprocessingCanvas" xmlns:cx="http://schemas.microsoft.com/office/drawing/2014/chartex" xmlns:cx1="http://schemas.microsoft.com/office/drawing/2015/9/8/chartex" xmlns:cx2="http://schemas.microsoft.com/office/drawing/2015/10/21/chartex" xmlns:cx3="http://schemas.microsoft.com/office/drawing/2016/5/9/chartex" xmlns:cx4="http://schemas.microsoft.com/office/drawing/2016/5/10/chartex" xmlns:cx5="http://schemas.microsoft.com/office/drawing/2016/5/11/chartex" xmlns:cx6="http://schemas.microsoft.com/office/drawing/2016/5/12/chartex" xmlns:cx7="http://schemas.microsoft.com/office/drawing/2016/5/13/chartex" xmlns:cx8="http://schemas.microsoft.com/office/drawing/2016/5/14/chartex" xmlns:mc="http://schemas.openxmlformats.org/markup-compatibility/2006" xmlns:aink="http://schemas.microsoft.com/office/drawing/2016/ink" xmlns:am3d="http://schemas.microsoft.com/office/drawing/2017/model3d" xmlns:o="urn:schemas-microsoft-com:office:office" xmlns:oel="http://schemas.microsoft.com/office/2019/extlst" xmlns:r="http://schemas.openxmlformats.org/officeDocument/2006/relationships" xmlns:m="http://schemas.openxmlformats.org/officeDocument/2006/math" xmlns:v="urn:schemas-microsoft-com:vml" xmlns:wp14="http://schemas.microsoft.com/office/word/2010/wordprocessingDrawing" xmlns:wp="http://schemas.openxmlformats.org/drawingml/2006/wordprocessingDrawing" xmlns:w10="urn:schemas-microsoft-com:office:word" xmlns:w="http://schemas.openxmlformats.org/wordprocessingml/2006/main" xmlns:w14="http://schemas.microsoft.com/office/word/2010/wordml" xmlns:w15="http://schemas.microsoft.com/office/word/2012/wordml" xmlns:w16cex="http://schemas.microsoft.com/office/word/2018/wordml/cex" xmlns:w16cid="http://schemas.microsoft.com/office/word/2016/wordml/cid" xmlns:w16="http://schemas.microsoft.com/office/word/2018/wordml" xmlns:w16du="http://schemas.microsoft.com/office/word/2023/wordml/word16du" xmlns:w16sdtdh="http://schemas.microsoft.com/office/word/2020/wordml/sdtdatahash" xmlns:w16sdtfl="http://schemas.microsoft.com/office/word/2024/wordml/sdtformatlock" xmlns:w16se="http://schemas.microsoft.com/office/word/2015/wordml/symex" xmlns:wpg="http://schemas.microsoft.com/office/word/2010/wordprocessingGroup" xmlns:wpi="http://schemas.microsoft.com/office/word/2010/wordprocessingInk" xmlns:wne="http://schemas.microsoft.com/office/word/2006/wordml" xmlns:wps="http://schemas.microsoft.com/office/word/2010/wordprocessingShape" mc:Ignorable="w14 w15 w16se w16cid w16 w16cex w16sdtdh w16sdtfl w16du wp14">
   <w:p>
     <w:pPr>
@@ -11527,36 +11825,6 @@
       </w:rPr>
       <w:t>Rajat</w:t>
     </w:r>
-  </w:p>
-  <w:p>
-    <w:pPr>
-      <w:pStyle w:val="Header"/>
-      <w:rPr>
-        <w:rStyle w:val="HeaderChar"/>
-      </w:rPr>
-    </w:pPr>
-    <w:r>
-      <w:rPr>
-        <w:rStyle w:val="HeaderChar"/>
-      </w:rPr>
-      <w:t>628-629-6129</w:t>
-    </w:r>
-  </w:p>
-  <w:p>
-    <w:pPr>
-      <w:pStyle w:val="Header"/>
-      <w:rPr>
-        <w:rStyle w:val="HeaderChar"/>
-      </w:rPr>
-    </w:pPr>
-    <w:hyperlink r:id="rId1" w:tooltip="mailto:rajatjain2208@gmail.com" w:history="1">
-      <w:r>
-        <w:rPr>
-          <w:rStyle w:val="Hyperlink"/>
-        </w:rPr>
-        <w:t>rajatjain2208@gmail.com</w:t>
-      </w:r>
-    </w:hyperlink>
   </w:p>
   <w:p>
     <w:pPr>
@@ -11653,16 +11921,6 @@
         </mc:Fallback>
       </mc:AlternateContent>
     </w:r>
-  </w:p>
-</w:hdr>
-</file>
-
-<file path=word/header3.xml><?xml version="1.0" encoding="utf-8"?>
-<w:hdr xmlns:wpc="http://schemas.microsoft.com/office/word/2010/wordprocessingCanvas" xmlns:cx="http://schemas.microsoft.com/office/drawing/2014/chartex" xmlns:cx1="http://schemas.microsoft.com/office/drawing/2015/9/8/chartex" xmlns:cx2="http://schemas.microsoft.com/office/drawing/2015/10/21/chartex" xmlns:cx3="http://schemas.microsoft.com/office/drawing/2016/5/9/chartex" xmlns:cx4="http://schemas.microsoft.com/office/drawing/2016/5/10/chartex" xmlns:cx5="http://schemas.microsoft.com/office/drawing/2016/5/11/chartex" xmlns:cx6="http://schemas.microsoft.com/office/drawing/2016/5/12/chartex" xmlns:cx7="http://schemas.microsoft.com/office/drawing/2016/5/13/chartex" xmlns:cx8="http://schemas.microsoft.com/office/drawing/2016/5/14/chartex" xmlns:mc="http://schemas.openxmlformats.org/markup-compatibility/2006" xmlns:aink="http://schemas.microsoft.com/office/drawing/2016/ink" xmlns:am3d="http://schemas.microsoft.com/office/drawing/2017/model3d" xmlns:o="urn:schemas-microsoft-com:office:office" xmlns:oel="http://schemas.microsoft.com/office/2019/extlst" xmlns:r="http://schemas.openxmlformats.org/officeDocument/2006/relationships" xmlns:m="http://schemas.openxmlformats.org/officeDocument/2006/math" xmlns:v="urn:schemas-microsoft-com:vml" xmlns:wp14="http://schemas.microsoft.com/office/word/2010/wordprocessingDrawing" xmlns:wp="http://schemas.openxmlformats.org/drawingml/2006/wordprocessingDrawing" xmlns:w10="urn:schemas-microsoft-com:office:word" xmlns:w="http://schemas.openxmlformats.org/wordprocessingml/2006/main" xmlns:w14="http://schemas.microsoft.com/office/word/2010/wordml" xmlns:w15="http://schemas.microsoft.com/office/word/2012/wordml" xmlns:w16cex="http://schemas.microsoft.com/office/word/2018/wordml/cex" xmlns:w16cid="http://schemas.microsoft.com/office/word/2016/wordml/cid" xmlns:w16="http://schemas.microsoft.com/office/word/2018/wordml" xmlns:w16du="http://schemas.microsoft.com/office/word/2023/wordml/word16du" xmlns:w16sdtdh="http://schemas.microsoft.com/office/word/2020/wordml/sdtdatahash" xmlns:w16sdtfl="http://schemas.microsoft.com/office/word/2024/wordml/sdtformatlock" xmlns:w16se="http://schemas.microsoft.com/office/word/2015/wordml/symex" xmlns:wpg="http://schemas.microsoft.com/office/word/2010/wordprocessingGroup" xmlns:wpi="http://schemas.microsoft.com/office/word/2010/wordprocessingInk" xmlns:wne="http://schemas.microsoft.com/office/word/2006/wordml" xmlns:wps="http://schemas.microsoft.com/office/word/2010/wordprocessingShape" mc:Ignorable="w14 w15 w16se w16cid w16 w16cex w16sdtdh w16sdtfl w16du wp14">
-  <w:p>
-    <w:pPr>
-      <w:pStyle w:val="Header"/>
-    </w:pPr>
   </w:p>
 </w:hdr>
 </file>
@@ -13918,6 +14176,7 @@
   <w:style w:type="character" w:default="1" w:styleId="DefaultParagraphFont">
     <w:name w:val="Default Paragraph Font"/>
     <w:uiPriority w:val="1"/>
+    <w:semiHidden/>
     <w:unhideWhenUsed/>
   </w:style>
   <w:style w:type="table" w:default="1" w:styleId="TableNormal">
